--- a/Server DHCP documentatie.docx
+++ b/Server DHCP documentatie.docx
@@ -3713,7 +3713,7 @@
         <w:rPr>
           <w:rFonts w:ascii="Times New Roman" w:hAnsi="Times New Roman" w:cs="Times New Roman"/>
         </w:rPr>
-        <w:t xml:space="preserve"> o baza de date sau un </w:t>
+        <w:t xml:space="preserve"> un </w:t>
       </w:r>
       <w:proofErr w:type="spellStart"/>
       <w:r>
@@ -3831,6 +3831,132 @@
         <w:t xml:space="preserve"> de baza:</w:t>
       </w:r>
       <w:bookmarkEnd w:id="2"/>
+    </w:p>
+    <w:p>
+      <w:pPr>
+        <w:ind w:firstLine="360"/>
+        <w:rPr>
+          <w:rFonts w:ascii="Times New Roman" w:hAnsi="Times New Roman" w:cs="Times New Roman"/>
+        </w:rPr>
+      </w:pPr>
+      <w:r>
+        <w:rPr>
+          <w:rFonts w:ascii="Times New Roman" w:hAnsi="Times New Roman" w:cs="Times New Roman"/>
+        </w:rPr>
+        <w:t xml:space="preserve">Se </w:t>
+      </w:r>
+      <w:proofErr w:type="spellStart"/>
+      <w:r>
+        <w:rPr>
+          <w:rFonts w:ascii="Times New Roman" w:hAnsi="Times New Roman" w:cs="Times New Roman"/>
+        </w:rPr>
+        <w:t>realizeaza</w:t>
+      </w:r>
+      <w:proofErr w:type="spellEnd"/>
+      <w:r>
+        <w:rPr>
+          <w:rFonts w:ascii="Times New Roman" w:hAnsi="Times New Roman" w:cs="Times New Roman"/>
+        </w:rPr>
+        <w:t xml:space="preserve"> prin implementarea unor </w:t>
+      </w:r>
+      <w:proofErr w:type="spellStart"/>
+      <w:r>
+        <w:rPr>
+          <w:rFonts w:ascii="Times New Roman" w:hAnsi="Times New Roman" w:cs="Times New Roman"/>
+        </w:rPr>
+        <w:t>functionalitati</w:t>
+      </w:r>
+      <w:proofErr w:type="spellEnd"/>
+      <w:r>
+        <w:rPr>
+          <w:rFonts w:ascii="Times New Roman" w:hAnsi="Times New Roman" w:cs="Times New Roman"/>
+        </w:rPr>
+        <w:t xml:space="preserve"> de tipul </w:t>
+      </w:r>
+      <w:proofErr w:type="spellStart"/>
+      <w:r>
+        <w:rPr>
+          <w:rFonts w:ascii="Times New Roman" w:hAnsi="Times New Roman" w:cs="Times New Roman"/>
+        </w:rPr>
+        <w:t>binding</w:t>
+      </w:r>
+      <w:proofErr w:type="spellEnd"/>
+      <w:r>
+        <w:rPr>
+          <w:rFonts w:ascii="Times New Roman" w:hAnsi="Times New Roman" w:cs="Times New Roman"/>
+        </w:rPr>
+        <w:t xml:space="preserve">, prin intermediul unei listei dublu </w:t>
+      </w:r>
+      <w:proofErr w:type="spellStart"/>
+      <w:r>
+        <w:rPr>
+          <w:rFonts w:ascii="Times New Roman" w:hAnsi="Times New Roman" w:cs="Times New Roman"/>
+        </w:rPr>
+        <w:t>inlantuite</w:t>
+      </w:r>
+      <w:proofErr w:type="spellEnd"/>
+      <w:r>
+        <w:rPr>
+          <w:rFonts w:ascii="Times New Roman" w:hAnsi="Times New Roman" w:cs="Times New Roman"/>
+        </w:rPr>
+        <w:t xml:space="preserve"> pentru a realiza asocieri intre adresa MAC a clientului si adresa IP furnizata de serverul DHCP, dar si alte </w:t>
+      </w:r>
+      <w:proofErr w:type="spellStart"/>
+      <w:r>
+        <w:rPr>
+          <w:rFonts w:ascii="Times New Roman" w:hAnsi="Times New Roman" w:cs="Times New Roman"/>
+        </w:rPr>
+        <w:t>optiuni</w:t>
+      </w:r>
+      <w:proofErr w:type="spellEnd"/>
+      <w:r>
+        <w:rPr>
+          <w:rFonts w:ascii="Times New Roman" w:hAnsi="Times New Roman" w:cs="Times New Roman"/>
+        </w:rPr>
+        <w:t xml:space="preserve">: </w:t>
+      </w:r>
+      <w:proofErr w:type="spellStart"/>
+      <w:r>
+        <w:rPr>
+          <w:rFonts w:ascii="Times New Roman" w:hAnsi="Times New Roman" w:cs="Times New Roman"/>
+        </w:rPr>
+        <w:t>lease</w:t>
+      </w:r>
+      <w:proofErr w:type="spellEnd"/>
+      <w:r>
+        <w:rPr>
+          <w:rFonts w:ascii="Times New Roman" w:hAnsi="Times New Roman" w:cs="Times New Roman"/>
+        </w:rPr>
+        <w:t xml:space="preserve"> </w:t>
+      </w:r>
+      <w:proofErr w:type="spellStart"/>
+      <w:r>
+        <w:rPr>
+          <w:rFonts w:ascii="Times New Roman" w:hAnsi="Times New Roman" w:cs="Times New Roman"/>
+        </w:rPr>
+        <w:t>time</w:t>
+      </w:r>
+      <w:proofErr w:type="spellEnd"/>
+      <w:r>
+        <w:rPr>
+          <w:rFonts w:ascii="Times New Roman" w:hAnsi="Times New Roman" w:cs="Times New Roman"/>
+        </w:rPr>
+        <w:t xml:space="preserve">, parametrii de </w:t>
+      </w:r>
+      <w:proofErr w:type="spellStart"/>
+      <w:r>
+        <w:rPr>
+          <w:rFonts w:ascii="Times New Roman" w:hAnsi="Times New Roman" w:cs="Times New Roman"/>
+        </w:rPr>
+        <w:t>retea</w:t>
+      </w:r>
+      <w:proofErr w:type="spellEnd"/>
+      <w:r>
+        <w:rPr>
+          <w:rFonts w:ascii="Times New Roman" w:hAnsi="Times New Roman" w:cs="Times New Roman"/>
+        </w:rPr>
+        <w:t xml:space="preserve">. </w:t>
+      </w:r>
     </w:p>
     <w:p>
       <w:pPr>
@@ -4029,6 +4155,7 @@
           <w:b/>
           <w:bCs/>
         </w:rPr>
+        <w:lastRenderedPageBreak/>
         <w:t xml:space="preserve">Timpul de expirare a </w:t>
       </w:r>
       <w:proofErr w:type="spellStart"/>
@@ -4115,7 +4242,6 @@
         <w:rPr>
           <w:rFonts w:ascii="Times New Roman" w:hAnsi="Times New Roman" w:cs="Times New Roman"/>
         </w:rPr>
-        <w:lastRenderedPageBreak/>
         <w:t>Fisier</w:t>
       </w:r>
       <w:proofErr w:type="spellEnd"/>
@@ -4426,6 +4552,68 @@
           <w:rFonts w:ascii="Times New Roman" w:hAnsi="Times New Roman" w:cs="Times New Roman"/>
         </w:rPr>
         <w:t xml:space="preserve"> server.</w:t>
+      </w:r>
+      <w:r>
+        <w:rPr>
+          <w:rFonts w:ascii="Times New Roman" w:hAnsi="Times New Roman" w:cs="Times New Roman"/>
+        </w:rPr>
+        <w:t xml:space="preserve"> Se </w:t>
+      </w:r>
+      <w:proofErr w:type="spellStart"/>
+      <w:r>
+        <w:rPr>
+          <w:rFonts w:ascii="Times New Roman" w:hAnsi="Times New Roman" w:cs="Times New Roman"/>
+        </w:rPr>
+        <w:t>implementeaza</w:t>
+      </w:r>
+      <w:proofErr w:type="spellEnd"/>
+      <w:r>
+        <w:rPr>
+          <w:rFonts w:ascii="Times New Roman" w:hAnsi="Times New Roman" w:cs="Times New Roman"/>
+        </w:rPr>
+        <w:t xml:space="preserve"> un script care poate modifica </w:t>
+      </w:r>
+      <w:proofErr w:type="spellStart"/>
+      <w:r>
+        <w:rPr>
+          <w:rFonts w:ascii="Times New Roman" w:hAnsi="Times New Roman" w:cs="Times New Roman"/>
+        </w:rPr>
+        <w:t>fisierul</w:t>
+      </w:r>
+      <w:proofErr w:type="spellEnd"/>
+      <w:r>
+        <w:rPr>
+          <w:rFonts w:ascii="Times New Roman" w:hAnsi="Times New Roman" w:cs="Times New Roman"/>
+        </w:rPr>
+        <w:t xml:space="preserve"> de </w:t>
+      </w:r>
+      <w:proofErr w:type="spellStart"/>
+      <w:r>
+        <w:rPr>
+          <w:rFonts w:ascii="Times New Roman" w:hAnsi="Times New Roman" w:cs="Times New Roman"/>
+        </w:rPr>
+        <w:t>config</w:t>
+      </w:r>
+      <w:proofErr w:type="spellEnd"/>
+      <w:r>
+        <w:rPr>
+          <w:rFonts w:ascii="Times New Roman" w:hAnsi="Times New Roman" w:cs="Times New Roman"/>
+        </w:rPr>
+        <w:t xml:space="preserve"> al </w:t>
+      </w:r>
+      <w:proofErr w:type="spellStart"/>
+      <w:r>
+        <w:rPr>
+          <w:rFonts w:ascii="Times New Roman" w:hAnsi="Times New Roman" w:cs="Times New Roman"/>
+        </w:rPr>
+        <w:t>dhcp</w:t>
+      </w:r>
+      <w:proofErr w:type="spellEnd"/>
+      <w:r>
+        <w:rPr>
+          <w:rFonts w:ascii="Times New Roman" w:hAnsi="Times New Roman" w:cs="Times New Roman"/>
+        </w:rPr>
+        <w:t>-ului.</w:t>
       </w:r>
     </w:p>
     <w:p>
